--- a/templates/template.docx
+++ b/templates/template.docx
@@ -3267,7 +3267,27 @@
                 <w:szCs w:val="21"/>
                 <w:lang w:eastAsia="bg-BG"/>
               </w:rPr>
-              <w:t>{{remaining_amount}} евро ({{remaining_amount_words}} евро)</w:t>
+              <w:t>{{remaining_amount}} евро ({{remaining_amount_words}}</w:t>
+            </w:r>
+            <w:r>
+              <w:rPr>
+                <w:rFonts w:ascii="Georgia" w:hAnsi="Georgia" w:cs="Courier New"/>
+                <w:b/>
+                <w:sz w:val="21"/>
+                <w:szCs w:val="21"/>
+                <w:lang w:val="bg-BG" w:eastAsia="bg-BG"/>
+              </w:rPr>
+              <w:t xml:space="preserve"> евро</w:t>
+            </w:r>
+            <w:r>
+              <w:rPr>
+                <w:rFonts w:ascii="Georgia" w:hAnsi="Georgia" w:cs="Courier New"/>
+                <w:b/>
+                <w:sz w:val="21"/>
+                <w:szCs w:val="21"/>
+                <w:lang w:eastAsia="bg-BG"/>
+              </w:rPr>
+              <w:t>)</w:t>
             </w:r>
             <w:r>
               <w:rPr>
@@ -3730,7 +3750,7 @@
                 <w:szCs w:val="21"/>
                 <w:lang w:eastAsia="bg-BG"/>
               </w:rPr>
-              <w:t>{{tax_evaluation_words}} евро</w:t>
+              <w:t>{{tax_evaluation_words}}</w:t>
             </w:r>
             <w:r>
               <w:rPr>
@@ -7753,6 +7773,7 @@
   <w:style w:type="character" w:default="1" w:styleId="DefaultParagraphFont">
     <w:name w:val="Default Paragraph Font"/>
     <w:uiPriority w:val="1"/>
+    <w:semiHidden/>
     <w:unhideWhenUsed/>
   </w:style>
   <w:style w:type="table" w:default="1" w:styleId="TableNormal">

--- a/templates/template.docx
+++ b/templates/template.docx
@@ -3721,7 +3721,7 @@
                 <w:szCs w:val="21"/>
                 <w:lang w:eastAsia="bg-BG"/>
               </w:rPr>
-              <w:t>{{tax_evaluation}} евро</w:t>
+              <w:t>{{tax_evaluation}}</w:t>
             </w:r>
             <w:r>
               <w:rPr>
@@ -3730,7 +3730,7 @@
                 <w:bCs/>
                 <w:sz w:val="21"/>
                 <w:szCs w:val="21"/>
-                <w:lang w:val="bg-BG" w:eastAsia="bg-BG"/>
+                <w:lang w:eastAsia="bg-BG"/>
               </w:rPr>
               <w:t xml:space="preserve"> </w:t>
             </w:r>

--- a/templates/template.docx
+++ b/templates/template.docx
@@ -3006,7 +3006,7 @@
                 <w:szCs w:val="21"/>
                 <w:lang w:eastAsia="bg-BG"/>
               </w:rPr>
-              <w:t>{{sale_price}} евро ({{sale_price_words}} евро)</w:t>
+              <w:t>{{sale_price}} евро ({{sale_price_words}})</w:t>
             </w:r>
             <w:r>
               <w:rPr>
@@ -3230,7 +3230,7 @@
                 <w:szCs w:val="21"/>
                 <w:lang w:eastAsia="bg-BG"/>
               </w:rPr>
-              <w:t>{{deposit_amount}} евро ({{deposit_amount_words}} евро)</w:t>
+              <w:t>{{deposit_amount}} евро ({{deposit_amount_words}})</w:t>
             </w:r>
             <w:r>
               <w:rPr>
@@ -3267,17 +3267,64 @@
                 <w:szCs w:val="21"/>
                 <w:lang w:eastAsia="bg-BG"/>
               </w:rPr>
-              <w:t>{{remaining_amount}} евро ({{remaining_amount_words}}</w:t>
+              <w:t>{{remaining_amount}} евро ({{remaining_amount_words}})</w:t>
             </w:r>
             <w:r>
               <w:rPr>
                 <w:rFonts w:ascii="Georgia" w:hAnsi="Georgia" w:cs="Courier New"/>
-                <w:b/>
-                <w:sz w:val="21"/>
-                <w:szCs w:val="21"/>
-                <w:lang w:val="bg-BG" w:eastAsia="bg-BG"/>
-              </w:rPr>
-              <w:t xml:space="preserve"> евро</w:t>
+                <w:sz w:val="21"/>
+                <w:szCs w:val="21"/>
+                <w:lang w:val="bg-BG" w:eastAsia="bg-BG"/>
+              </w:rPr>
+              <w:t>.--------------------------------------------</w:t>
+            </w:r>
+          </w:p>
+          <w:p>
+            <w:pPr>
+              <w:jc w:val="both"/>
+              <w:rPr>
+                <w:rFonts w:ascii="Georgia" w:hAnsi="Georgia"/>
+                <w:sz w:val="21"/>
+                <w:szCs w:val="21"/>
+                <w:lang w:val="bg-BG" w:eastAsia="bg-BG"/>
+              </w:rPr>
+            </w:pPr>
+            <w:r>
+              <w:rPr>
+                <w:rFonts w:ascii="Georgia" w:hAnsi="Georgia" w:cs="Georgia"/>
+                <w:sz w:val="21"/>
+                <w:szCs w:val="21"/>
+                <w:lang w:val="bg-BG" w:eastAsia="bg-BG"/>
+              </w:rPr>
+              <w:t xml:space="preserve">           </w:t>
+            </w:r>
+            <w:r>
+              <w:rPr>
+                <w:rFonts w:ascii="Georgia" w:hAnsi="Georgia" w:cs="Georgia"/>
+                <w:b/>
+                <w:sz w:val="21"/>
+                <w:szCs w:val="21"/>
+                <w:lang w:val="bg-BG" w:eastAsia="bg-BG"/>
+              </w:rPr>
+              <w:t>3.</w:t>
+            </w:r>
+            <w:r>
+              <w:rPr>
+                <w:rFonts w:ascii="Georgia" w:hAnsi="Georgia" w:cs="Georgia"/>
+                <w:sz w:val="21"/>
+                <w:szCs w:val="21"/>
+                <w:lang w:val="bg-BG" w:eastAsia="bg-BG"/>
+              </w:rPr>
+              <w:t xml:space="preserve"> Остатъкът от дължимата обща п</w:t>
+            </w:r>
+            <w:r>
+              <w:rPr>
+                <w:rFonts w:ascii="Georgia" w:hAnsi="Georgia" w:cs="Georgia"/>
+                <w:sz w:val="21"/>
+                <w:szCs w:val="21"/>
+                <w:lang w:val="bg-BG" w:eastAsia="bg-BG"/>
+              </w:rPr>
+              <w:t xml:space="preserve">родажна цена за подробно описания в цялата предходна точка първа от нотариалния акт недвижим имот, в размер на </w:t>
             </w:r>
             <w:r>
               <w:rPr>
@@ -3287,74 +3334,7 @@
                 <w:szCs w:val="21"/>
                 <w:lang w:eastAsia="bg-BG"/>
               </w:rPr>
-              <w:t>)</w:t>
-            </w:r>
-            <w:r>
-              <w:rPr>
-                <w:rFonts w:ascii="Georgia" w:hAnsi="Georgia" w:cs="Courier New"/>
-                <w:sz w:val="21"/>
-                <w:szCs w:val="21"/>
-                <w:lang w:val="bg-BG" w:eastAsia="bg-BG"/>
-              </w:rPr>
-              <w:t>.--------------------------------------------</w:t>
-            </w:r>
-          </w:p>
-          <w:p>
-            <w:pPr>
-              <w:jc w:val="both"/>
-              <w:rPr>
-                <w:rFonts w:ascii="Georgia" w:hAnsi="Georgia"/>
-                <w:sz w:val="21"/>
-                <w:szCs w:val="21"/>
-                <w:lang w:val="bg-BG" w:eastAsia="bg-BG"/>
-              </w:rPr>
-            </w:pPr>
-            <w:r>
-              <w:rPr>
-                <w:rFonts w:ascii="Georgia" w:hAnsi="Georgia" w:cs="Georgia"/>
-                <w:sz w:val="21"/>
-                <w:szCs w:val="21"/>
-                <w:lang w:val="bg-BG" w:eastAsia="bg-BG"/>
-              </w:rPr>
-              <w:t xml:space="preserve">           </w:t>
-            </w:r>
-            <w:r>
-              <w:rPr>
-                <w:rFonts w:ascii="Georgia" w:hAnsi="Georgia" w:cs="Georgia"/>
-                <w:b/>
-                <w:sz w:val="21"/>
-                <w:szCs w:val="21"/>
-                <w:lang w:val="bg-BG" w:eastAsia="bg-BG"/>
-              </w:rPr>
-              <w:t>3.</w:t>
-            </w:r>
-            <w:r>
-              <w:rPr>
-                <w:rFonts w:ascii="Georgia" w:hAnsi="Georgia" w:cs="Georgia"/>
-                <w:sz w:val="21"/>
-                <w:szCs w:val="21"/>
-                <w:lang w:val="bg-BG" w:eastAsia="bg-BG"/>
-              </w:rPr>
-              <w:t xml:space="preserve"> Остатъкът от дължимата обща п</w:t>
-            </w:r>
-            <w:r>
-              <w:rPr>
-                <w:rFonts w:ascii="Georgia" w:hAnsi="Georgia" w:cs="Georgia"/>
-                <w:sz w:val="21"/>
-                <w:szCs w:val="21"/>
-                <w:lang w:val="bg-BG" w:eastAsia="bg-BG"/>
-              </w:rPr>
-              <w:t xml:space="preserve">родажна цена за подробно описания в цялата предходна точка първа от нотариалния акт недвижим имот, в размер на </w:t>
-            </w:r>
-            <w:r>
-              <w:rPr>
-                <w:rFonts w:ascii="Georgia" w:hAnsi="Georgia" w:cs="Courier New"/>
-                <w:b/>
-                <w:sz w:val="21"/>
-                <w:szCs w:val="21"/>
-                <w:lang w:eastAsia="bg-BG"/>
-              </w:rPr>
-              <w:t>{{remaining_amount}} евро ({{remaining_amount_words}} евро)</w:t>
+              <w:t>{{remaining_amount}} евро ({{remaining_amount_words}})</w:t>
             </w:r>
             <w:r>
               <w:rPr>
@@ -3722,6 +3702,28 @@
                 <w:lang w:eastAsia="bg-BG"/>
               </w:rPr>
               <w:t>{{tax_evaluation}}</w:t>
+            </w:r>
+            <w:r>
+              <w:rPr>
+                <w:rFonts w:ascii="Georgia" w:hAnsi="Georgia"/>
+                <w:b/>
+                <w:bCs/>
+                <w:sz w:val="21"/>
+                <w:szCs w:val="21"/>
+                <w:lang w:eastAsia="bg-BG"/>
+              </w:rPr>
+              <w:t xml:space="preserve"> </w:t>
+            </w:r>
+            <w:r>
+              <w:rPr>
+                <w:rFonts w:ascii="Georgia" w:hAnsi="Georgia"/>
+                <w:b/>
+                <w:bCs/>
+                <w:sz w:val="21"/>
+                <w:szCs w:val="21"/>
+                <w:lang w:val="bg-BG" w:eastAsia="bg-BG"/>
+              </w:rPr>
+              <w:t>евро</w:t>
             </w:r>
             <w:r>
               <w:rPr>

--- a/templates/template.docx
+++ b/templates/template.docx
@@ -6707,7 +6707,7 @@
                 <w:szCs w:val="18"/>
                 <w:lang w:eastAsia="bg-BG"/>
               </w:rPr>
-              <w:t>{{seller_name}}</w:t>
+              <w:t>{{seller_name_signature}}</w:t>
             </w:r>
             <w:r>
               <w:rPr>
@@ -6915,7 +6915,7 @@
                 <w:szCs w:val="18"/>
                 <w:lang w:eastAsia="bg-BG"/>
               </w:rPr>
-              <w:t>{{buyer_name}}</w:t>
+              <w:t>{{buyer_name_signature}}</w:t>
             </w:r>
             <w:r>
               <w:rPr>
@@ -7775,7 +7775,6 @@
   <w:style w:type="character" w:default="1" w:styleId="DefaultParagraphFont">
     <w:name w:val="Default Paragraph Font"/>
     <w:uiPriority w:val="1"/>
-    <w:semiHidden/>
     <w:unhideWhenUsed/>
   </w:style>
   <w:style w:type="table" w:default="1" w:styleId="TableNormal">
